--- a/Cosmetic Surgery.docx
+++ b/Cosmetic Surgery.docx
@@ -1,11 +1,13 @@
 
 <file path=word/document.xml><?xml version="1.0" encoding="utf-8"?>
-<w:document xmlns:wpc="http://schemas.microsoft.com/office/word/2010/wordprocessingCanvas" xmlns:cx="http://schemas.microsoft.com/office/drawing/2014/chartex" xmlns:cx1="http://schemas.microsoft.com/office/drawing/2015/9/8/chartex" xmlns:cx2="http://schemas.microsoft.com/office/drawing/2015/10/21/chartex" xmlns:cx3="http://schemas.microsoft.com/office/drawing/2016/5/9/chartex" xmlns:cx4="http://schemas.microsoft.com/office/drawing/2016/5/10/chartex" xmlns:cx5="http://schemas.microsoft.com/office/drawing/2016/5/11/chartex" xmlns:cx6="http://schemas.microsoft.com/office/drawing/2016/5/12/chartex" xmlns:cx7="http://schemas.microsoft.com/office/drawing/2016/5/13/chartex" xmlns:cx8="http://schemas.microsoft.com/office/drawing/2016/5/14/chartex" xmlns:mc="http://schemas.openxmlformats.org/markup-compatibility/2006" xmlns:aink="http://schemas.microsoft.com/office/drawing/2016/ink" xmlns:am3d="http://schemas.microsoft.com/office/drawing/2017/model3d" xmlns:o="urn:schemas-microsoft-com:office:office" xmlns:oel="http://schemas.microsoft.com/office/2019/extlst" xmlns:r="http://schemas.openxmlformats.org/officeDocument/2006/relationships" xmlns:m="http://schemas.openxmlformats.org/officeDocument/2006/math" xmlns:v="urn:schemas-microsoft-com:vml" xmlns:wp14="http://schemas.microsoft.com/office/word/2010/wordprocessingDrawing" xmlns:wp="http://schemas.openxmlformats.org/drawingml/2006/wordprocessingDrawing" xmlns:w10="urn:schemas-microsoft-com:office:word" xmlns:w="http://schemas.openxmlformats.org/wordprocessingml/2006/main" xmlns:w14="http://schemas.microsoft.com/office/word/2010/wordml" xmlns:w15="http://schemas.microsoft.com/office/word/2012/wordml" xmlns:w16cex="http://schemas.microsoft.com/office/word/2018/wordml/cex" xmlns:w16cid="http://schemas.microsoft.com/office/word/2016/wordml/cid" xmlns:w16="http://schemas.microsoft.com/office/word/2018/wordml" xmlns:w16sdtdh="http://schemas.microsoft.com/office/word/2020/wordml/sdtdatahash" xmlns:w16se="http://schemas.microsoft.com/office/word/2015/wordml/symex" xmlns:wpg="http://schemas.microsoft.com/office/word/2010/wordprocessingGroup" xmlns:wpi="http://schemas.microsoft.com/office/word/2010/wordprocessingInk" xmlns:wne="http://schemas.microsoft.com/office/word/2006/wordml" xmlns:wps="http://schemas.microsoft.com/office/word/2010/wordprocessingShape" mc:Ignorable="w14 w15 w16se w16cid w16 w16cex w16sdtdh wp14">
+<w:document xmlns:wpc="http://schemas.microsoft.com/office/word/2010/wordprocessingCanvas" xmlns:cx="http://schemas.microsoft.com/office/drawing/2014/chartex" xmlns:cx1="http://schemas.microsoft.com/office/drawing/2015/9/8/chartex" xmlns:cx2="http://schemas.microsoft.com/office/drawing/2015/10/21/chartex" xmlns:cx3="http://schemas.microsoft.com/office/drawing/2016/5/9/chartex" xmlns:cx4="http://schemas.microsoft.com/office/drawing/2016/5/10/chartex" xmlns:cx5="http://schemas.microsoft.com/office/drawing/2016/5/11/chartex" xmlns:mc="http://schemas.openxmlformats.org/markup-compatibility/2006" xmlns:o="urn:schemas-microsoft-com:office:office" xmlns:r="http://schemas.openxmlformats.org/officeDocument/2006/relationships" xmlns:m="http://schemas.openxmlformats.org/officeDocument/2006/math" xmlns:v="urn:schemas-microsoft-com:vml" xmlns:wp14="http://schemas.microsoft.com/office/word/2010/wordprocessingDrawing" xmlns:wp="http://schemas.openxmlformats.org/drawingml/2006/wordprocessingDrawing" xmlns:w10="urn:schemas-microsoft-com:office:word" xmlns:w="http://schemas.openxmlformats.org/wordprocessingml/2006/main" xmlns:w14="http://schemas.microsoft.com/office/word/2010/wordml" xmlns:w15="http://schemas.microsoft.com/office/word/2012/wordml" xmlns:wne="http://schemas.microsoft.com/office/word/2006/wordml" xmlns:wpg="http://schemas.microsoft.com/office/word/2010/wordprocessingGroup" xmlns:wpi="http://schemas.microsoft.com/office/word/2010/wordprocessingInk" xmlns:wps="http://schemas.microsoft.com/office/word/2010/wordprocessingShape" mc:Ignorable="w14 w15 wp14">
+  <!-- Generated by Aspose.Words for Java 24.3.0 -->
   <w:body>
     <w:p>
       <w:pPr>
         <w:autoSpaceDE w:val="0"/>
         <w:autoSpaceDN w:val="0"/>
+        <w:bidi w:val="0"/>
         <w:adjustRightInd w:val="0"/>
         <w:rPr>
           <w:rFonts w:ascii="AppleSystemUIFont" w:hAnsi="AppleSystemUIFont" w:cs="AppleSystemUIFont"/>
@@ -19,21 +21,46 @@
       </w:pPr>
       <w:r>
         <w:rPr>
-          <w:rFonts w:ascii="AppleSystemUIFont" w:hAnsi="AppleSystemUIFont" w:cs="AppleSystemUIFont"/>
+          <w:rStyle w:val="DefaultParagraphFont"/>
+          <w:rFonts w:ascii="MS UI Gothic" w:eastAsia="MS UI Gothic" w:hAnsi="MS UI Gothic" w:cs="MS UI Gothic"/>
           <w:b/>
           <w:bCs/>
+          <w:i w:val="0"/>
+          <w:iCs w:val="0"/>
+          <w:caps w:val="0"/>
+          <w:smallCaps w:val="0"/>
+          <w:strike w:val="0"/>
+          <w:dstrike w:val="0"/>
+          <w:outline w:val="0"/>
+          <w:shadow w:val="0"/>
+          <w:emboss w:val="0"/>
+          <w:imprint w:val="0"/>
+          <w:noProof w:val="0"/>
+          <w:vanish w:val="0"/>
+          <w:color w:val="auto"/>
+          <w:spacing w:val="0"/>
+          <w:w w:val="100"/>
           <w:kern w:val="0"/>
+          <w:position w:val="0"/>
           <w:sz w:val="40"/>
           <w:szCs w:val="40"/>
-          <w:lang w:val="en-US"/>
+          <w:highlight w:val="none"/>
+          <w:u w:val="none" w:color="auto"/>
+          <w:bdr w:val="none" w:sz="0" w:space="0" w:color="auto"/>
+          <w:shd w:val="clear" w:color="auto" w:fill="auto"/>
+          <w:vertAlign w:val="baseline"/>
+          <w:rtl w:val="0"/>
+          <w:cs w:val="0"/>
+          <w:lang w:val="en-US" w:eastAsia="ja-JP" w:bidi="ar-SA"/>
         </w:rPr>
-        <w:t>An increasing number of people choosing to have cosmetic surgery in order to improve</w:t>
+        <w:t>言言めめ 牙牙めめ医医継継にに葉葉問問牙牙めめ颉颉 めめななをを転転にに継継 かか頡頡 ののににかかのの天天にに 医医」」かかかか問問牙牙めめ颉颉 決決かか 」」葉葉内内にに 医医かか問問ををにに決決牙牙医医 問問なな継継颉颉にに継継おお 牙牙めめ かか継継会会にに継継 決決かか 牙牙ををのの継継かか内内にに</w:t>
       </w:r>
     </w:p>
     <w:p>
       <w:pPr>
         <w:autoSpaceDE w:val="0"/>
         <w:autoSpaceDN w:val="0"/>
+        <w:bidi w:val="0"/>
         <w:adjustRightInd w:val="0"/>
         <w:rPr>
           <w:rFonts w:ascii="AppleSystemUIFont" w:hAnsi="AppleSystemUIFont" w:cs="AppleSystemUIFont"/>
@@ -45,15 +72,39 @@
       </w:pPr>
       <w:r>
         <w:rPr>
-          <w:rFonts w:ascii="AppleSystemUIFont" w:hAnsi="AppleSystemUIFont" w:cs="AppleSystemUIFont"/>
+          <w:rStyle w:val="DefaultParagraphFont"/>
+          <w:rFonts w:ascii="MS UI Gothic" w:eastAsia="MS UI Gothic" w:hAnsi="MS UI Gothic" w:cs="MS UI Gothic"/>
           <w:b/>
           <w:bCs/>
+          <w:i w:val="0"/>
+          <w:iCs w:val="0"/>
+          <w:caps w:val="0"/>
+          <w:smallCaps w:val="0"/>
+          <w:strike w:val="0"/>
+          <w:dstrike w:val="0"/>
+          <w:outline w:val="0"/>
+          <w:shadow w:val="0"/>
+          <w:emboss w:val="0"/>
+          <w:imprint w:val="0"/>
+          <w:noProof w:val="0"/>
+          <w:vanish w:val="0"/>
+          <w:color w:val="auto"/>
+          <w:spacing w:val="0"/>
+          <w:w w:val="100"/>
           <w:kern w:val="0"/>
+          <w:position w:val="0"/>
           <w:sz w:val="40"/>
           <w:szCs w:val="40"/>
-          <w:lang w:val="en-US"/>
+          <w:highlight w:val="none"/>
+          <w:u w:val="none" w:color="auto"/>
+          <w:bdr w:val="none" w:sz="0" w:space="0" w:color="auto"/>
+          <w:shd w:val="clear" w:color="auto" w:fill="auto"/>
+          <w:vertAlign w:val="baseline"/>
+          <w:rtl w:val="0"/>
+          <w:cs w:val="0"/>
+          <w:lang w:val="en-US" w:eastAsia="ja-JP" w:bidi="ar-SA"/>
         </w:rPr>
-        <w:t xml:space="preserve">their appearance. </w:t>
+        <w:t xml:space="preserve">決決」」にに牙牙継継 葉葉ののののにに葉葉継継葉葉めめ医医にに。 </w:t>
       </w:r>
     </w:p>
     <w:sectPr>
@@ -67,7 +118,7 @@
 </file>
 
 <file path=word/styles.xml><?xml version="1.0" encoding="utf-8"?>
-<w:styles xmlns:mc="http://schemas.openxmlformats.org/markup-compatibility/2006" xmlns:r="http://schemas.openxmlformats.org/officeDocument/2006/relationships" xmlns:w="http://schemas.openxmlformats.org/wordprocessingml/2006/main" xmlns:w14="http://schemas.microsoft.com/office/word/2010/wordml" xmlns:w15="http://schemas.microsoft.com/office/word/2012/wordml" xmlns:w16cex="http://schemas.microsoft.com/office/word/2018/wordml/cex" xmlns:w16cid="http://schemas.microsoft.com/office/word/2016/wordml/cid" xmlns:w16="http://schemas.microsoft.com/office/word/2018/wordml" xmlns:w16sdtdh="http://schemas.microsoft.com/office/word/2020/wordml/sdtdatahash" xmlns:w16se="http://schemas.microsoft.com/office/word/2015/wordml/symex" mc:Ignorable="w14 w15 w16se w16cid w16 w16cex w16sdtdh">
+<w:styles xmlns:mc="http://schemas.openxmlformats.org/markup-compatibility/2006" xmlns:r="http://schemas.openxmlformats.org/officeDocument/2006/relationships" xmlns:w="http://schemas.openxmlformats.org/wordprocessingml/2006/main" xmlns:w14="http://schemas.microsoft.com/office/word/2010/wordml" xmlns:w15="http://schemas.microsoft.com/office/word/2012/wordml" mc:Ignorable="w14 w15">
   <w:docDefaults>
     <w:rPrDefault>
       <w:rPr>
@@ -75,7 +126,7 @@
         <w:kern w:val="2"/>
         <w:sz w:val="24"/>
         <w:szCs w:val="24"/>
-        <w:lang w:val="en-VN" w:eastAsia="en-US" w:bidi="ar-SA"/>
+        <w:lang w:val="" w:eastAsia="en-US" w:bidi="ar-SA"/>
         <w14:ligatures w14:val="standardContextual"/>
       </w:rPr>
     </w:rPrDefault>
@@ -453,11 +504,11 @@
     <w:lsdException w:name="List Table 5 Dark Accent 6" w:uiPriority="50"/>
     <w:lsdException w:name="List Table 6 Colorful Accent 6" w:uiPriority="51"/>
     <w:lsdException w:name="List Table 7 Colorful Accent 6" w:uiPriority="52"/>
+    <w:lsdException w:name="Smart Link" w:semiHidden="1" w:unhideWhenUsed="1"/>
     <w:lsdException w:name="Mention" w:semiHidden="1" w:unhideWhenUsed="1"/>
     <w:lsdException w:name="Smart Hyperlink" w:semiHidden="1" w:unhideWhenUsed="1"/>
     <w:lsdException w:name="Hashtag" w:semiHidden="1" w:unhideWhenUsed="1"/>
     <w:lsdException w:name="Unresolved Mention" w:semiHidden="1" w:unhideWhenUsed="1"/>
-    <w:lsdException w:name="Smart Link" w:semiHidden="1" w:unhideWhenUsed="1"/>
   </w:latentStyles>
   <w:style w:type="paragraph" w:default="1" w:styleId="Normal">
     <w:name w:val="Normal"/>
